--- a/Results/Supplementary/TableS2.docx
+++ b/Results/Supplementary/TableS2.docx
@@ -18321,7 +18321,7 @@
                 <w:szCs w:val="18"/>
                 <w:color w:val="000000"/>
               </w:rPr>
-              <w:t xml:space="preserve">T4 Deprivation items (upper bound only)</w:t>
+              <w:t xml:space="preserve">T4 Other deprivation items, same battery as the outcome (upper bound only)</w:t>
             </w:r>
           </w:p>
         </w:tc>
